--- a/FAR23_SubpartAppE_条款修订历史与背景分析_详版.docx
+++ b/FAR23_SubpartAppE_条款修订历史与背景分析_详版.docx
@@ -1723,6 +1723,302 @@
     </w:p>
     <w:p>
       <w:pPr>
+        <w:spacing w:before="80" w:after="20" w:line="324" w:lineRule="auto"/>
+        <w:ind w:left="510"/>
+      </w:pPr>
+      <w:r>
+        <w:rPr>
+          <w:rFonts w:ascii="Calibri" w:hAnsi="Calibri" w:eastAsia="微软雅黑"/>
+          <w:b w:val="0"/>
+          <w:i w:val="0"/>
+          <w:color w:val="999999"/>
+          <w:sz w:val="17"/>
+        </w:rPr>
+        <w:t>来源：Final Rule｜61 FR 5171｜FinalRule_Docket 27807_Amdt23-50_61FR5171_1996-02-09.txt</w:t>
+      </w:r>
+    </w:p>
+    <w:p>
+      <w:pPr>
+        <w:spacing w:before="60" w:after="60" w:line="324" w:lineRule="auto"/>
+        <w:ind w:left="340" w:hanging="255"/>
+      </w:pPr>
+      <w:r>
+        <w:rPr>
+          <w:rFonts w:ascii="Calibri" w:hAnsi="Calibri" w:eastAsia="微软雅黑"/>
+          <w:b/>
+          <w:i w:val="0"/>
+          <w:color w:val="1F4E79"/>
+          <w:sz w:val="21"/>
+        </w:rPr>
+        <w:t>▪ 背景与评论处置（1）：</w:t>
+      </w:r>
+      <w:r>
+        <w:rPr>
+          <w:rFonts w:ascii="Calibri" w:hAnsi="Calibri" w:eastAsia="微软雅黑"/>
+          <w:b w:val="0"/>
+          <w:i w:val="0"/>
+          <w:color w:val="1A1A1A"/>
+          <w:sz w:val="21"/>
+        </w:rPr>
+        <w:t>美国联邦航空局（FAA）建议修订 §23.25(a) 段，以澄清必须选定的最大重量是 §23.25(a)(1) 段中给出的三个选项中的最小值。美国联邦航空局（FAA）建议从现行 §23.25(a) 段中删除通勤类无燃油重量要求。机体规章制定提案通告（通告第 94-20 号 (59 FR 35198, July 8, 1994)）曾建议将该要求移至 §23.343 段。美国联邦航空局（FAA）建议删除 §23.25(a)(1)(iii) 段中对备用动力火箭发动机的引用，并删除附录 E，因为这是一种罕见且陈旧的设计特征。如果制造商建议采用这种方法，美国联邦航空局（FAA）将颁发专用条件以确保足够的适航性。</w:t>
+      </w:r>
+    </w:p>
+    <w:p>
+      <w:pPr>
+        <w:spacing w:before="40" w:after="0" w:line="324" w:lineRule="auto"/>
+        <w:ind w:left="510"/>
+      </w:pPr>
+      <w:r>
+        <w:rPr>
+          <w:rFonts w:ascii="Calibri" w:hAnsi="Calibri" w:eastAsia="微软雅黑"/>
+          <w:b w:val="0"/>
+          <w:i/>
+          <w:color w:val="999999"/>
+          <w:sz w:val="17"/>
+        </w:rPr>
+        <w:t>英文原文：</w:t>
+      </w:r>
+    </w:p>
+    <w:p>
+      <w:pPr>
+        <w:spacing w:before="60" w:after="60" w:line="324" w:lineRule="auto"/>
+        <w:ind w:left="680"/>
+      </w:pPr>
+      <w:r>
+        <w:rPr>
+          <w:rFonts w:ascii="Calibri" w:hAnsi="Calibri" w:eastAsia="微软雅黑"/>
+          <w:b w:val="0"/>
+          <w:i w:val="0"/>
+          <w:color w:val="808080"/>
+          <w:sz w:val="17"/>
+        </w:rPr>
+        <w:t>The FAA proposed to revise Sec. 23.25(a) to clarify that the maximum weight that must be selected is the least of the three choices given in Sec. 23.25(a)(1). The FAA proposed to remove the commuter category zero fuel weight requirement from current Sec. 23.25(a). The requirement was proposed to be removed to Sec. 23.343 by the airframe NPRM, Notice No. 94-20 (59 FR 35198, July 8, 1994). The FAA proposed to remove the reference to standby power rocket engines in Sec. 23.25(a)(1)(iii) and to remove appendix E because this is a rare and obsolete design feature. If a manufacturer proposed to use this approach, the FAA would issue special conditions to ensure adequate airworthiness.</w:t>
+      </w:r>
+    </w:p>
+    <w:p>
+      <w:pPr>
+        <w:spacing w:before="80" w:after="20" w:line="324" w:lineRule="auto"/>
+        <w:ind w:left="510"/>
+      </w:pPr>
+      <w:r>
+        <w:rPr>
+          <w:rFonts w:ascii="Calibri" w:hAnsi="Calibri" w:eastAsia="微软雅黑"/>
+          <w:b w:val="0"/>
+          <w:i w:val="0"/>
+          <w:color w:val="999999"/>
+          <w:sz w:val="17"/>
+        </w:rPr>
+        <w:t>来源：Final Rule｜61 FR 5171｜FinalRule_Docket 27807_Amdt23-50_61FR5171_1996-02-09.txt</w:t>
+      </w:r>
+    </w:p>
+    <w:p>
+      <w:pPr>
+        <w:spacing w:before="60" w:after="60" w:line="324" w:lineRule="auto"/>
+        <w:ind w:left="340" w:hanging="255"/>
+      </w:pPr>
+      <w:r>
+        <w:rPr>
+          <w:rFonts w:ascii="Calibri" w:hAnsi="Calibri" w:eastAsia="微软雅黑"/>
+          <w:b/>
+          <w:i w:val="0"/>
+          <w:color w:val="1F4E79"/>
+          <w:sz w:val="21"/>
+        </w:rPr>
+        <w:t>▪ 背景与评论处置（2）：</w:t>
+      </w:r>
+      <w:r>
+        <w:rPr>
+          <w:rFonts w:ascii="Calibri" w:hAnsi="Calibri" w:eastAsia="微软雅黑"/>
+          <w:b w:val="0"/>
+          <w:i w:val="0"/>
+          <w:color w:val="1A1A1A"/>
+          <w:sz w:val="21"/>
+        </w:rPr>
+        <w:t>美国联邦航空局（FAA）提议删除附录 E，并按照对 §23.25 的修改中所述的理由将其预留。</w:t>
+      </w:r>
+    </w:p>
+    <w:p>
+      <w:pPr>
+        <w:spacing w:before="40" w:after="0" w:line="324" w:lineRule="auto"/>
+        <w:ind w:left="510"/>
+      </w:pPr>
+      <w:r>
+        <w:rPr>
+          <w:rFonts w:ascii="Calibri" w:hAnsi="Calibri" w:eastAsia="微软雅黑"/>
+          <w:b w:val="0"/>
+          <w:i/>
+          <w:color w:val="999999"/>
+          <w:sz w:val="17"/>
+        </w:rPr>
+        <w:t>英文原文：</w:t>
+      </w:r>
+    </w:p>
+    <w:p>
+      <w:pPr>
+        <w:spacing w:before="60" w:after="60" w:line="324" w:lineRule="auto"/>
+        <w:ind w:left="680"/>
+      </w:pPr>
+      <w:r>
+        <w:rPr>
+          <w:rFonts w:ascii="Calibri" w:hAnsi="Calibri" w:eastAsia="微软雅黑"/>
+          <w:b w:val="0"/>
+          <w:i w:val="0"/>
+          <w:color w:val="808080"/>
+          <w:sz w:val="17"/>
+        </w:rPr>
+        <w:t>The FAA proposed to remove Appendix E and to reserve it for the reasons given in the change to Sec. 23.25.</w:t>
+      </w:r>
+    </w:p>
+    <w:p>
+      <w:pPr>
+        <w:spacing w:before="80" w:after="20" w:line="324" w:lineRule="auto"/>
+        <w:ind w:left="510"/>
+      </w:pPr>
+      <w:r>
+        <w:rPr>
+          <w:rFonts w:ascii="Calibri" w:hAnsi="Calibri" w:eastAsia="微软雅黑"/>
+          <w:b w:val="0"/>
+          <w:i w:val="0"/>
+          <w:color w:val="999999"/>
+          <w:sz w:val="17"/>
+        </w:rPr>
+        <w:t>来源：Final Rule｜61 FR 5171｜FinalRule_Docket 27807_Amdt23-50_61FR5171_1996-02-09.txt</w:t>
+      </w:r>
+    </w:p>
+    <w:p>
+      <w:pPr>
+        <w:spacing w:before="60" w:after="60" w:line="324" w:lineRule="auto"/>
+        <w:ind w:left="340" w:hanging="255"/>
+      </w:pPr>
+      <w:r>
+        <w:rPr>
+          <w:rFonts w:ascii="Calibri" w:hAnsi="Calibri" w:eastAsia="微软雅黑"/>
+          <w:b/>
+          <w:i w:val="0"/>
+          <w:color w:val="1F4E79"/>
+          <w:sz w:val="21"/>
+        </w:rPr>
+        <w:t>▪ 背景与评论处置（3）：</w:t>
+      </w:r>
+      <w:r>
+        <w:rPr>
+          <w:rFonts w:ascii="Calibri" w:hAnsi="Calibri" w:eastAsia="微软雅黑"/>
+          <w:b w:val="0"/>
+          <w:i w:val="0"/>
+          <w:color w:val="1A1A1A"/>
+          <w:sz w:val="21"/>
+        </w:rPr>
+        <w:t>针对该提案未收到任何评论，附录 E 按提案被删除并[预留]。</w:t>
+      </w:r>
+    </w:p>
+    <w:p>
+      <w:pPr>
+        <w:spacing w:before="40" w:after="0" w:line="324" w:lineRule="auto"/>
+        <w:ind w:left="510"/>
+      </w:pPr>
+      <w:r>
+        <w:rPr>
+          <w:rFonts w:ascii="Calibri" w:hAnsi="Calibri" w:eastAsia="微软雅黑"/>
+          <w:b w:val="0"/>
+          <w:i/>
+          <w:color w:val="999999"/>
+          <w:sz w:val="17"/>
+        </w:rPr>
+        <w:t>英文原文：</w:t>
+      </w:r>
+    </w:p>
+    <w:p>
+      <w:pPr>
+        <w:spacing w:before="60" w:after="60" w:line="324" w:lineRule="auto"/>
+        <w:ind w:left="680"/>
+      </w:pPr>
+      <w:r>
+        <w:rPr>
+          <w:rFonts w:ascii="Calibri" w:hAnsi="Calibri" w:eastAsia="微软雅黑"/>
+          <w:b w:val="0"/>
+          <w:i w:val="0"/>
+          <w:color w:val="808080"/>
+          <w:sz w:val="17"/>
+        </w:rPr>
+        <w:t>No comments were received on the proposal, and Appendix E is removed and reserved as proposed.</w:t>
+      </w:r>
+    </w:p>
+    <w:p>
+      <w:pPr>
+        <w:spacing w:before="80" w:after="20" w:line="324" w:lineRule="auto"/>
+        <w:ind w:left="510"/>
+      </w:pPr>
+      <w:r>
+        <w:rPr>
+          <w:rFonts w:ascii="Calibri" w:hAnsi="Calibri" w:eastAsia="微软雅黑"/>
+          <w:b w:val="0"/>
+          <w:i w:val="0"/>
+          <w:color w:val="999999"/>
+          <w:sz w:val="17"/>
+        </w:rPr>
+        <w:t>来源：NPRM（提案）｜59 FR 37878｜NPRM_Notice 94-22_Docket27807_59FR37878_1994-07-25.txt</w:t>
+      </w:r>
+    </w:p>
+    <w:p>
+      <w:pPr>
+        <w:spacing w:before="60" w:after="60" w:line="324" w:lineRule="auto"/>
+        <w:ind w:left="340" w:hanging="255"/>
+      </w:pPr>
+      <w:r>
+        <w:rPr>
+          <w:rFonts w:ascii="Calibri" w:hAnsi="Calibri" w:eastAsia="微软雅黑"/>
+          <w:b/>
+          <w:i w:val="0"/>
+          <w:color w:val="1F4E79"/>
+          <w:sz w:val="21"/>
+        </w:rPr>
+        <w:t>▪ 背景与评论处置（4）：</w:t>
+      </w:r>
+      <w:r>
+        <w:rPr>
+          <w:rFonts w:ascii="Calibri" w:hAnsi="Calibri" w:eastAsia="微软雅黑"/>
+          <w:b w:val="0"/>
+          <w:i w:val="0"/>
+          <w:color w:val="1A1A1A"/>
+          <w:sz w:val="21"/>
+        </w:rPr>
+        <w:t>修订后的 §23.25(a) 段将明确，必须选定的最大重量是 §23.25(a)(1) 段中给出的三个选项中的最小值。机身规章制定提案通告建议将 §23.25(a) 段中的通勤类无燃油重量要求移至 §23.343 条。美国联邦航空局（FAA）建议删除 §23.25(a)(1)(iii) 段中对备用动力火箭发动机和附录 E 的引用，因为这是一种罕见且过时的设计特征。如果建议将备用动力火箭发动机作为一种设计特征，美国联邦航空局（FAA）将颁发专用条件以确保足够的适航性。</w:t>
+      </w:r>
+    </w:p>
+    <w:p>
+      <w:pPr>
+        <w:spacing w:before="40" w:after="0" w:line="324" w:lineRule="auto"/>
+        <w:ind w:left="510"/>
+      </w:pPr>
+      <w:r>
+        <w:rPr>
+          <w:rFonts w:ascii="Calibri" w:hAnsi="Calibri" w:eastAsia="微软雅黑"/>
+          <w:b w:val="0"/>
+          <w:i/>
+          <w:color w:val="999999"/>
+          <w:sz w:val="17"/>
+        </w:rPr>
+        <w:t>英文原文：</w:t>
+      </w:r>
+    </w:p>
+    <w:p>
+      <w:pPr>
+        <w:spacing w:before="60" w:after="60" w:line="324" w:lineRule="auto"/>
+        <w:ind w:left="680"/>
+      </w:pPr>
+      <w:r>
+        <w:rPr>
+          <w:rFonts w:ascii="Calibri" w:hAnsi="Calibri" w:eastAsia="微软雅黑"/>
+          <w:b w:val="0"/>
+          <w:i w:val="0"/>
+          <w:color w:val="808080"/>
+          <w:sz w:val="17"/>
+        </w:rPr>
+        <w:t>Revised Sec. 23.25 (a) would clarify that the maximum weight that must be selected is the least of the three choices given in Sec. 23.25 (a)(1). The airframe NPRM proposes moving the commuter category zero fuel weight requirement in Sec. 23.25 (a) to Sec. 23.343. The FAA proposes removing the reference to both standby power rocket engines and to appendix E in Sec. 23.25 (a)(1)(iii) because this is a rare and obsolete design feature. If standby power rocket engines were proposed as a design feature, the FAA would issue special conditions to ensure adequate airworthiness.</w:t>
+      </w:r>
+    </w:p>
+    <w:p>
+      <w:pPr>
         <w:pStyle w:val="Heading2"/>
         <w:keepNext/>
         <w:spacing w:before="240" w:after="120"/>
@@ -1915,9 +2211,168 @@
           <w:color w:val="1A1A1A"/>
           <w:sz w:val="20"/>
         </w:rPr>
-        <w:t>本条各版本的修订动因未在 NPRM/Final Rule 前言中展开说明，多为随主修订案一并调整的编辑性或交叉引用性修改。</w:t>
+        <w:t>下表按「驱动力」归纳本条各次修订的成因（依据各版 NPRM/Final Rule 原文关键词自动归纳）。</w:t>
       </w:r>
     </w:p>
+    <w:tbl>
+      <w:tblPr>
+        <w:tblStyle w:val="TableGrid"/>
+        <w:tblW w:type="auto" w:w="0"/>
+        <w:jc w:val="center"/>
+        <w:tblLayout w:type="fixed"/>
+        <w:tblLook w:firstColumn="1" w:firstRow="1" w:lastColumn="0" w:lastRow="0" w:noHBand="0" w:noVBand="1" w:val="04A0"/>
+        <w:tblCellMar>
+          <w:top w:w="60" w:type="dxa"/>
+          <w:left w:w="90" w:type="dxa"/>
+          <w:bottom w:w="60" w:type="dxa"/>
+          <w:right w:w="90" w:type="dxa"/>
+        </w:tblCellMar>
+      </w:tblPr>
+      <w:tblGrid>
+        <w:gridCol w:w="3213"/>
+        <w:gridCol w:w="3213"/>
+        <w:gridCol w:w="3213"/>
+      </w:tblGrid>
+      <w:tr>
+        <w:trPr>
+          <w:tblHeader w:val="true"/>
+        </w:trPr>
+        <w:tc>
+          <w:tcPr>
+            <w:tcW w:type="dxa" w:w="1701"/>
+            <w:shd w:val="clear" w:color="auto" w:fill="1F4E79"/>
+          </w:tcPr>
+          <w:p>
+            <w:pPr>
+              <w:spacing w:before="40" w:after="40" w:line="324" w:lineRule="auto"/>
+              <w:jc w:val="center"/>
+            </w:pPr>
+            <w:r/>
+            <w:r>
+              <w:rPr>
+                <w:rFonts w:ascii="Calibri" w:hAnsi="Calibri" w:eastAsia="微软雅黑"/>
+                <w:b/>
+                <w:i w:val="0"/>
+                <w:color w:val="FFFFFF"/>
+                <w:sz w:val="17"/>
+              </w:rPr>
+              <w:t>驱动力</w:t>
+            </w:r>
+          </w:p>
+        </w:tc>
+        <w:tc>
+          <w:tcPr>
+            <w:tcW w:type="dxa" w:w="5896"/>
+            <w:shd w:val="clear" w:color="auto" w:fill="1F4E79"/>
+          </w:tcPr>
+          <w:p>
+            <w:pPr>
+              <w:spacing w:before="40" w:after="40" w:line="324" w:lineRule="auto"/>
+              <w:jc w:val="center"/>
+            </w:pPr>
+            <w:r/>
+            <w:r>
+              <w:rPr>
+                <w:rFonts w:ascii="Calibri" w:hAnsi="Calibri" w:eastAsia="微软雅黑"/>
+                <w:b/>
+                <w:i w:val="0"/>
+                <w:color w:val="FFFFFF"/>
+                <w:sz w:val="17"/>
+              </w:rPr>
+              <w:t>在本条上的体现（原文摘录）</w:t>
+            </w:r>
+          </w:p>
+        </w:tc>
+        <w:tc>
+          <w:tcPr>
+            <w:tcW w:type="dxa" w:w="1928"/>
+            <w:shd w:val="clear" w:color="auto" w:fill="1F4E79"/>
+          </w:tcPr>
+          <w:p>
+            <w:pPr>
+              <w:spacing w:before="40" w:after="40" w:line="324" w:lineRule="auto"/>
+              <w:jc w:val="center"/>
+            </w:pPr>
+            <w:r/>
+            <w:r>
+              <w:rPr>
+                <w:rFonts w:ascii="Calibri" w:hAnsi="Calibri" w:eastAsia="微软雅黑"/>
+                <w:b/>
+                <w:i w:val="0"/>
+                <w:color w:val="FFFFFF"/>
+                <w:sz w:val="17"/>
+              </w:rPr>
+              <w:t>对应版本</w:t>
+            </w:r>
+          </w:p>
+        </w:tc>
+      </w:tr>
+      <w:tr>
+        <w:tc>
+          <w:tcPr>
+            <w:tcW w:type="dxa" w:w="1701"/>
+          </w:tcPr>
+          <w:p>
+            <w:pPr>
+              <w:spacing w:before="40" w:after="40" w:line="324" w:lineRule="auto"/>
+            </w:pPr>
+            <w:r/>
+            <w:r>
+              <w:rPr>
+                <w:rFonts w:ascii="Calibri" w:hAnsi="Calibri" w:eastAsia="微软雅黑"/>
+                <w:b w:val="0"/>
+                <w:i w:val="0"/>
+                <w:color w:val="1A1A1A"/>
+                <w:sz w:val="17"/>
+              </w:rPr>
+              <w:t>产业豁免压力倒逼</w:t>
+            </w:r>
+          </w:p>
+        </w:tc>
+        <w:tc>
+          <w:tcPr>
+            <w:tcW w:type="dxa" w:w="5896"/>
+          </w:tcPr>
+          <w:p>
+            <w:pPr>
+              <w:spacing w:before="40" w:after="40" w:line="324" w:lineRule="auto"/>
+            </w:pPr>
+            <w:r/>
+            <w:r>
+              <w:rPr>
+                <w:rFonts w:ascii="Calibri" w:hAnsi="Calibri" w:eastAsia="微软雅黑"/>
+                <w:b w:val="0"/>
+                <w:i w:val="0"/>
+                <w:color w:val="1A1A1A"/>
+                <w:sz w:val="17"/>
+              </w:rPr>
+              <w:t>E because this is a rare and obsolete design feature. If a manufacturer proposed to use this approach, the FAA would issue special conditions to ensure adequate airworthiness. The FAA proposed to remove Appendix E and t…</w:t>
+            </w:r>
+          </w:p>
+        </w:tc>
+        <w:tc>
+          <w:tcPr>
+            <w:tcW w:type="dxa" w:w="1928"/>
+          </w:tcPr>
+          <w:p>
+            <w:pPr>
+              <w:spacing w:before="40" w:after="40" w:line="324" w:lineRule="auto"/>
+            </w:pPr>
+            <w:r/>
+            <w:r>
+              <w:rPr>
+                <w:rFonts w:ascii="Calibri" w:hAnsi="Calibri" w:eastAsia="微软雅黑"/>
+                <w:b w:val="0"/>
+                <w:i w:val="0"/>
+                <w:color w:val="1A1A1A"/>
+                <w:sz w:val="17"/>
+              </w:rPr>
+              <w:t>Amdt 23-50</w:t>
+            </w:r>
+          </w:p>
+        </w:tc>
+      </w:tr>
+    </w:tbl>
     <w:tbl>
       <w:tblPr>
         <w:tblStyle w:val="TableGrid"/>

--- a/FAR23_SubpartAppE_条款修订历史与背景分析_详版.docx
+++ b/FAR23_SubpartAppE_条款修订历史与背景分析_详版.docx
@@ -1513,7 +1513,7 @@
                 <w:color w:val="1A1A1A"/>
                 <w:sz w:val="17"/>
               </w:rPr>
-              <w:t>条文未改动（本版为交叉引用或其他条款修订所致）</w:t>
+              <w:t>删除段落</w:t>
             </w:r>
           </w:p>
         </w:tc>
@@ -1548,7 +1548,7 @@
           <w:color w:val="1F4E79"/>
           <w:sz w:val="21"/>
         </w:rPr>
-        <w:t>1965 初版　初始颁行，确立本条条文　→　1996 23-50　条文未改动（本版为交叉引用或其他条款修订所致</w:t>
+        <w:t>1965 初版　初始颁行，确立本条条文　→　1996 23-50　删除段落</w:t>
       </w:r>
     </w:p>
     <w:p>
@@ -1666,7 +1666,7 @@
           <w:color w:val="404040"/>
           <w:sz w:val="24"/>
         </w:rPr>
-        <w:t>2.2　Amdt 23-50（1996-03-11 生效）：条文未改动（本版为交叉引用或其他条款修订所致）</w:t>
+        <w:t>2.2　Amdt 23-50（1996-03-11 生效）：第 23 部附录 E 被删除并[预留]。</w:t>
       </w:r>
     </w:p>
     <w:p>
@@ -1708,7 +1708,7 @@
           <w:color w:val="1F4E79"/>
           <w:sz w:val="21"/>
         </w:rPr>
-        <w:t>▪ 本版对条文的处置：</w:t>
+        <w:t>▪ 修订指令（中文译文）：</w:t>
       </w:r>
       <w:r>
         <w:rPr>
@@ -1718,7 +1718,7 @@
           <w:color w:val="1A1A1A"/>
           <w:sz w:val="21"/>
         </w:rPr>
-        <w:t>条文未改动（本版为交叉引用或其他条款修订所致）</w:t>
+        <w:t>58. 第 23 部附录 E 被删除并[预留]。　58. 第 23 部附录 E 被删除。</w:t>
       </w:r>
     </w:p>
     <w:p>
@@ -2015,6 +2015,54 @@
           <w:sz w:val="17"/>
         </w:rPr>
         <w:t>Revised Sec. 23.25 (a) would clarify that the maximum weight that must be selected is the least of the three choices given in Sec. 23.25 (a)(1). The airframe NPRM proposes moving the commuter category zero fuel weight requirement in Sec. 23.25 (a) to Sec. 23.343. The FAA proposes removing the reference to both standby power rocket engines and to appendix E in Sec. 23.25 (a)(1)(iii) because this is a rare and obsolete design feature. If standby power rocket engines were proposed as a design feature, the FAA would issue special conditions to ensure adequate airworthiness.</w:t>
+      </w:r>
+    </w:p>
+    <w:p>
+      <w:pPr>
+        <w:spacing w:before="80" w:after="20" w:line="324" w:lineRule="auto"/>
+        <w:ind w:left="340"/>
+      </w:pPr>
+      <w:r>
+        <w:rPr>
+          <w:rFonts w:ascii="Calibri" w:hAnsi="Calibri" w:eastAsia="微软雅黑"/>
+          <w:b/>
+          <w:i w:val="0"/>
+          <w:color w:val="808080"/>
+          <w:sz w:val="18"/>
+        </w:rPr>
+        <w:t>修订指令英文原文（供核对）：</w:t>
+      </w:r>
+    </w:p>
+    <w:p>
+      <w:pPr>
+        <w:spacing w:before="60" w:after="60" w:line="324" w:lineRule="auto"/>
+        <w:ind w:left="567"/>
+      </w:pPr>
+      <w:r>
+        <w:rPr>
+          <w:rFonts w:ascii="Calibri" w:hAnsi="Calibri" w:eastAsia="微软雅黑"/>
+          <w:b w:val="0"/>
+          <w:i w:val="0"/>
+          <w:color w:val="606060"/>
+          <w:sz w:val="17"/>
+        </w:rPr>
+        <w:t>58. Appendix E to Part 23 is removed and reserved.</w:t>
+      </w:r>
+    </w:p>
+    <w:p>
+      <w:pPr>
+        <w:spacing w:before="60" w:after="60" w:line="324" w:lineRule="auto"/>
+        <w:ind w:left="567"/>
+      </w:pPr>
+      <w:r>
+        <w:rPr>
+          <w:rFonts w:ascii="Calibri" w:hAnsi="Calibri" w:eastAsia="微软雅黑"/>
+          <w:b w:val="0"/>
+          <w:i w:val="0"/>
+          <w:color w:val="606060"/>
+          <w:sz w:val="17"/>
+        </w:rPr>
+        <w:t>58. Appendix E to Part 23 is removed.</w:t>
       </w:r>
     </w:p>
     <w:p>
@@ -2437,7 +2485,7 @@
                 <w:color w:val="1A1A1A"/>
                 <w:sz w:val="19"/>
               </w:rPr>
-              <w:t xml:space="preserve">　其中 0 个版本在本地文献中检索到明确修订指令原文；0 个版本检索到重印全文。</w:t>
+              <w:t xml:space="preserve">　其中 1 个版本在本地文献中检索到明确修订指令原文；0 个版本检索到重印全文。</w:t>
             </w:r>
           </w:p>
           <w:p>
